--- a/lab-a/AI-LA-3-Ewald-Pawel.docx
+++ b/lab-a/AI-LA-3-Ewald-Pawel.docx
@@ -18,8 +18,8 @@
         <w:tblLook w:noHBand="0" w:noVBand="1" w:firstColumn="1" w:lastRow="0" w:lastColumn="0" w:firstRow="1" w:val="04a0"/>
       </w:tblPr>
       <w:tblGrid>
-        <w:gridCol w:w="1695"/>
-        <w:gridCol w:w="4254"/>
+        <w:gridCol w:w="1694"/>
+        <w:gridCol w:w="4255"/>
         <w:gridCol w:w="4507"/>
       </w:tblGrid>
       <w:tr>
@@ -28,7 +28,7 @@
         </w:trPr>
         <w:tc>
           <w:tcPr>
-            <w:tcW w:w="1695" w:type="dxa"/>
+            <w:tcW w:w="1694" w:type="dxa"/>
             <w:vMerge w:val="restart"/>
             <w:tcBorders>
               <w:top w:val="single" w:sz="4" w:space="0" w:color="D9D9D9"/>
@@ -43,6 +43,7 @@
             <w:pPr>
               <w:pStyle w:val="Normal"/>
               <w:widowControl/>
+              <w:suppressAutoHyphens w:val="true"/>
               <w:spacing w:lineRule="auto" w:line="240" w:before="0" w:after="0"/>
               <w:jc w:val="center"/>
               <w:rPr>
@@ -115,7 +116,7 @@
         </w:tc>
         <w:tc>
           <w:tcPr>
-            <w:tcW w:w="4254" w:type="dxa"/>
+            <w:tcW w:w="4255" w:type="dxa"/>
             <w:vMerge w:val="restart"/>
             <w:tcBorders>
               <w:top w:val="single" w:sz="4" w:space="0" w:color="D9D9D9"/>
@@ -129,6 +130,7 @@
             <w:pPr>
               <w:pStyle w:val="Normal"/>
               <w:widowControl/>
+              <w:suppressAutoHyphens w:val="true"/>
               <w:spacing w:lineRule="auto" w:line="240" w:before="0" w:after="0"/>
               <w:jc w:val="center"/>
               <w:rPr>
@@ -252,6 +254,7 @@
             <w:pPr>
               <w:pStyle w:val="Normal"/>
               <w:widowControl/>
+              <w:suppressAutoHyphens w:val="true"/>
               <w:spacing w:lineRule="auto" w:line="240" w:before="0" w:after="0"/>
               <w:jc w:val="center"/>
               <w:rPr>
@@ -323,6 +326,7 @@
             <w:pPr>
               <w:pStyle w:val="Normal"/>
               <w:widowControl/>
+              <w:suppressAutoHyphens w:val="true"/>
               <w:spacing w:lineRule="auto" w:line="240" w:before="0" w:after="0"/>
               <w:jc w:val="center"/>
               <w:rPr>
@@ -406,6 +410,7 @@
             <w:pPr>
               <w:pStyle w:val="Normal"/>
               <w:widowControl/>
+              <w:suppressAutoHyphens w:val="true"/>
               <w:spacing w:lineRule="auto" w:line="240" w:before="0" w:after="0"/>
               <w:jc w:val="end"/>
               <w:rPr>
@@ -495,7 +500,7 @@
         </w:trPr>
         <w:tc>
           <w:tcPr>
-            <w:tcW w:w="1695" w:type="dxa"/>
+            <w:tcW w:w="1694" w:type="dxa"/>
             <w:vMerge w:val="continue"/>
             <w:tcBorders>
               <w:top w:val="single" w:sz="4" w:space="0" w:color="D9D9D9"/>
@@ -510,6 +515,7 @@
             <w:pPr>
               <w:pStyle w:val="Normal"/>
               <w:widowControl/>
+              <w:suppressAutoHyphens w:val="true"/>
               <w:spacing w:lineRule="auto" w:line="240" w:before="0" w:after="0"/>
               <w:jc w:val="center"/>
               <w:rPr>
@@ -522,20 +528,18 @@
             </w:pPr>
             <w:r>
               <w:rPr>
-                <w:rFonts w:eastAsia="Calibri" w:cs="Arial"/>
                 <w:b/>
                 <w:bCs/>
-                <w:kern w:val="2"/>
                 <w:sz w:val="48"/>
                 <w:szCs w:val="48"/>
-                <w:lang w:val="pl-PL" w:eastAsia="en-US" w:bidi="ar-SA"/>
+                <w:lang w:val="pl-PL"/>
               </w:rPr>
             </w:r>
           </w:p>
         </w:tc>
         <w:tc>
           <w:tcPr>
-            <w:tcW w:w="4254" w:type="dxa"/>
+            <w:tcW w:w="4255" w:type="dxa"/>
             <w:vMerge w:val="continue"/>
             <w:tcBorders>
               <w:top w:val="single" w:sz="4" w:space="0" w:color="D9D9D9"/>
@@ -549,6 +553,7 @@
             <w:pPr>
               <w:pStyle w:val="Normal"/>
               <w:widowControl/>
+              <w:suppressAutoHyphens w:val="true"/>
               <w:spacing w:lineRule="auto" w:line="240" w:before="0" w:after="0"/>
               <w:jc w:val="center"/>
               <w:rPr>
@@ -559,11 +564,9 @@
             </w:pPr>
             <w:r>
               <w:rPr>
-                <w:rFonts w:eastAsia="Calibri" w:cs="Arial"/>
-                <w:kern w:val="2"/>
                 <w:sz w:val="28"/>
                 <w:szCs w:val="28"/>
-                <w:lang w:val="pl-PL" w:eastAsia="en-US" w:bidi="ar-SA"/>
+                <w:lang w:val="pl-PL"/>
               </w:rPr>
             </w:r>
           </w:p>
@@ -583,6 +586,7 @@
             <w:pPr>
               <w:pStyle w:val="Normal"/>
               <w:widowControl/>
+              <w:suppressAutoHyphens w:val="true"/>
               <w:spacing w:lineRule="auto" w:line="240" w:before="0" w:after="0"/>
               <w:jc w:val="start"/>
               <w:rPr>
@@ -591,11 +595,7 @@
             </w:pPr>
             <w:r>
               <w:rPr>
-                <w:rFonts w:eastAsia="Calibri" w:cs="Arial"/>
-                <w:kern w:val="2"/>
-                <w:sz w:val="22"/>
-                <w:szCs w:val="22"/>
-                <w:lang w:val="pl-PL" w:eastAsia="en-US" w:bidi="ar-SA"/>
+                <w:lang w:val="pl-PL"/>
               </w:rPr>
             </w:r>
           </w:p>
@@ -607,7 +607,7 @@
         </w:trPr>
         <w:tc>
           <w:tcPr>
-            <w:tcW w:w="1695" w:type="dxa"/>
+            <w:tcW w:w="1694" w:type="dxa"/>
             <w:tcBorders>
               <w:top w:val="single" w:sz="4" w:space="0" w:color="D9D9D9"/>
               <w:start w:val="single" w:sz="4" w:space="0" w:color="D9D9D9"/>
@@ -620,6 +620,7 @@
             <w:pPr>
               <w:pStyle w:val="Normal"/>
               <w:widowControl/>
+              <w:suppressAutoHyphens w:val="true"/>
               <w:spacing w:lineRule="auto" w:line="240" w:before="0" w:after="0"/>
               <w:jc w:val="center"/>
               <w:rPr>
@@ -692,7 +693,7 @@
         </w:tc>
         <w:tc>
           <w:tcPr>
-            <w:tcW w:w="4254" w:type="dxa"/>
+            <w:tcW w:w="4255" w:type="dxa"/>
             <w:vMerge w:val="continue"/>
             <w:tcBorders>
               <w:top w:val="single" w:sz="4" w:space="0" w:color="D9D9D9"/>
@@ -705,6 +706,7 @@
             <w:pPr>
               <w:pStyle w:val="Normal"/>
               <w:widowControl/>
+              <w:suppressAutoHyphens w:val="true"/>
               <w:spacing w:lineRule="auto" w:line="240" w:before="0" w:after="0"/>
               <w:jc w:val="start"/>
               <w:rPr>
@@ -713,11 +715,7 @@
             </w:pPr>
             <w:r>
               <w:rPr>
-                <w:rFonts w:eastAsia="Calibri" w:cs="Arial"/>
-                <w:kern w:val="2"/>
-                <w:sz w:val="22"/>
-                <w:szCs w:val="22"/>
-                <w:lang w:val="pl-PL" w:eastAsia="en-US" w:bidi="ar-SA"/>
+                <w:lang w:val="pl-PL"/>
               </w:rPr>
             </w:r>
           </w:p>
@@ -737,6 +735,7 @@
             <w:pPr>
               <w:pStyle w:val="Normal"/>
               <w:widowControl/>
+              <w:suppressAutoHyphens w:val="true"/>
               <w:spacing w:lineRule="auto" w:line="240" w:before="0" w:after="0"/>
               <w:jc w:val="start"/>
               <w:rPr>
@@ -745,11 +744,7 @@
             </w:pPr>
             <w:r>
               <w:rPr>
-                <w:rFonts w:eastAsia="Calibri" w:cs="Arial"/>
-                <w:kern w:val="2"/>
-                <w:sz w:val="22"/>
-                <w:szCs w:val="22"/>
-                <w:lang w:val="pl-PL" w:eastAsia="en-US" w:bidi="ar-SA"/>
+                <w:lang w:val="pl-PL"/>
               </w:rPr>
             </w:r>
           </w:p>
@@ -810,6 +805,7 @@
           <w:r>
             <w:rPr>
               <w:rStyle w:val="IndexLink"/>
+              <w:vanish w:val="false"/>
               <w:webHidden/>
               <w:lang w:val="pl-PL"/>
             </w:rPr>
@@ -818,6 +814,7 @@
           <w:r>
             <w:rPr>
               <w:rStyle w:val="IndexLink"/>
+              <w:vanish w:val="false"/>
               <w:webHidden/>
               <w:lang w:val="pl-PL"/>
             </w:rPr>
@@ -827,6 +824,7 @@
             <w:r>
               <w:rPr>
                 <w:rStyle w:val="IndexLink"/>
+                <w:vanish w:val="false"/>
                 <w:webHidden/>
                 <w:lang w:val="pl-PL"/>
               </w:rPr>
@@ -884,6 +882,7 @@
             <w:r>
               <w:rPr>
                 <w:rStyle w:val="IndexLink"/>
+                <w:vanish w:val="false"/>
                 <w:webHidden/>
                 <w:lang w:val="pl-PL"/>
               </w:rPr>
@@ -941,6 +940,7 @@
             <w:r>
               <w:rPr>
                 <w:rStyle w:val="IndexLink"/>
+                <w:vanish w:val="false"/>
                 <w:webHidden/>
                 <w:lang w:val="pl-PL"/>
               </w:rPr>
@@ -998,6 +998,7 @@
             <w:r>
               <w:rPr>
                 <w:rStyle w:val="IndexLink"/>
+                <w:vanish w:val="false"/>
                 <w:webHidden/>
                 <w:lang w:val="pl-PL"/>
               </w:rPr>
@@ -1055,6 +1056,7 @@
             <w:r>
               <w:rPr>
                 <w:rStyle w:val="IndexLink"/>
+                <w:vanish w:val="false"/>
                 <w:webHidden/>
                 <w:lang w:val="pl-PL"/>
               </w:rPr>
@@ -1112,6 +1114,7 @@
             <w:r>
               <w:rPr>
                 <w:rStyle w:val="IndexLink"/>
+                <w:vanish w:val="false"/>
                 <w:webHidden/>
                 <w:lang w:val="pl-PL"/>
               </w:rPr>
@@ -1168,13 +1171,6 @@
           <w:hyperlink w:anchor="_Toc240316253">
             <w:r>
               <w:rPr>
-                <w:rStyle w:val="IndexLink"/>
-                <w:webHidden/>
-              </w:rPr>
-              <w:t>PhpStorm + GitHub Copilot</w:t>
-            </w:r>
-            <w:r>
-              <w:rPr>
                 <w:webHidden/>
               </w:rPr>
               <w:fldChar w:fldCharType="begin"/>
@@ -1195,7 +1191,9 @@
               <w:rPr>
                 <w:rStyle w:val="IndexLink"/>
                 <w:vanish w:val="false"/>
-              </w:rPr>
+                <w:webHidden/>
+              </w:rPr>
+              <w:t>PhpStorm + GitHub Copilot</w:t>
               <w:tab/>
               <w:t>5</w:t>
             </w:r>
@@ -1225,6 +1223,7 @@
             <w:r>
               <w:rPr>
                 <w:rStyle w:val="IndexLink"/>
+                <w:vanish w:val="false"/>
                 <w:webHidden/>
                 <w:lang w:val="pl-PL"/>
               </w:rPr>
@@ -1282,6 +1281,7 @@
             <w:r>
               <w:rPr>
                 <w:rStyle w:val="IndexLink"/>
+                <w:vanish w:val="false"/>
                 <w:webHidden/>
                 <w:lang w:val="pl-PL"/>
               </w:rPr>
@@ -1339,6 +1339,7 @@
             <w:r>
               <w:rPr>
                 <w:rStyle w:val="IndexLink"/>
+                <w:vanish w:val="false"/>
                 <w:webHidden/>
                 <w:lang w:val="pl-PL"/>
               </w:rPr>
@@ -1396,6 +1397,7 @@
             <w:r>
               <w:rPr>
                 <w:rStyle w:val="IndexLink"/>
+                <w:vanish w:val="false"/>
                 <w:webHidden/>
                 <w:lang w:val="pl-PL"/>
               </w:rPr>
@@ -1453,6 +1455,7 @@
             <w:r>
               <w:rPr>
                 <w:rStyle w:val="IndexLink"/>
+                <w:vanish w:val="false"/>
                 <w:webHidden/>
                 <w:lang w:val="pl-PL"/>
               </w:rPr>
@@ -1510,6 +1513,7 @@
             <w:r>
               <w:rPr>
                 <w:rStyle w:val="IndexLink"/>
+                <w:vanish w:val="false"/>
                 <w:webHidden/>
                 <w:lang w:val="pl-PL"/>
               </w:rPr>
@@ -1567,6 +1571,7 @@
             <w:r>
               <w:rPr>
                 <w:rStyle w:val="IndexLink"/>
+                <w:vanish w:val="false"/>
                 <w:webHidden/>
                 <w:lang w:val="pl-PL"/>
               </w:rPr>
@@ -1624,6 +1629,7 @@
             <w:r>
               <w:rPr>
                 <w:rStyle w:val="IndexLink"/>
+                <w:vanish w:val="false"/>
                 <w:webHidden/>
                 <w:lang w:val="pl-PL"/>
               </w:rPr>
@@ -1681,6 +1687,7 @@
             <w:r>
               <w:rPr>
                 <w:rStyle w:val="IndexLink"/>
+                <w:vanish w:val="false"/>
                 <w:webHidden/>
                 <w:lang w:val="pl-PL"/>
               </w:rPr>
@@ -1738,6 +1745,7 @@
             <w:r>
               <w:rPr>
                 <w:rStyle w:val="IndexLink"/>
+                <w:vanish w:val="false"/>
                 <w:webHidden/>
                 <w:lang w:val="pl-PL"/>
               </w:rPr>
@@ -1794,13 +1802,6 @@
           <w:hyperlink w:anchor="_Toc240316264">
             <w:r>
               <w:rPr>
-                <w:rStyle w:val="IndexLink"/>
-                <w:webHidden/>
-              </w:rPr>
-              <w:t>Commit projektu do GIT</w:t>
-            </w:r>
-            <w:r>
-              <w:rPr>
                 <w:webHidden/>
               </w:rPr>
               <w:fldChar w:fldCharType="begin"/>
@@ -1821,7 +1822,9 @@
               <w:rPr>
                 <w:rStyle w:val="IndexLink"/>
                 <w:vanish w:val="false"/>
-              </w:rPr>
+                <w:webHidden/>
+              </w:rPr>
+              <w:t>Commit projektu do GIT</w:t>
               <w:tab/>
               <w:t>12</w:t>
             </w:r>
@@ -1851,6 +1854,7 @@
             <w:r>
               <w:rPr>
                 <w:rStyle w:val="IndexLink"/>
+                <w:vanish w:val="false"/>
                 <w:webHidden/>
                 <w:lang w:val="pl-PL"/>
               </w:rPr>
@@ -2359,6 +2363,7 @@
             <w:pPr>
               <w:pStyle w:val="Normal"/>
               <w:widowControl/>
+              <w:suppressAutoHyphens w:val="true"/>
               <w:spacing w:lineRule="auto" w:line="240" w:before="0" w:after="0"/>
               <w:jc w:val="start"/>
               <w:rPr>
@@ -2380,6 +2385,7 @@
             <w:pPr>
               <w:pStyle w:val="Normal"/>
               <w:widowControl/>
+              <w:suppressAutoHyphens w:val="true"/>
               <w:spacing w:lineRule="auto" w:line="240" w:before="0" w:after="0"/>
               <w:jc w:val="start"/>
               <w:rPr>
@@ -2388,11 +2394,7 @@
             </w:pPr>
             <w:r>
               <w:rPr>
-                <w:rFonts w:eastAsia="Calibri" w:cs="Arial"/>
-                <w:kern w:val="2"/>
-                <w:sz w:val="22"/>
-                <w:szCs w:val="22"/>
-                <w:lang w:val="pl-PL" w:eastAsia="en-US" w:bidi="ar-SA"/>
+                <w:lang w:val="pl-PL"/>
               </w:rPr>
             </w:r>
           </w:p>
@@ -2400,6 +2402,7 @@
             <w:pPr>
               <w:pStyle w:val="Normal"/>
               <w:widowControl/>
+              <w:suppressAutoHyphens w:val="true"/>
               <w:spacing w:lineRule="auto" w:line="240" w:before="0" w:after="0"/>
               <w:jc w:val="start"/>
               <w:rPr>
@@ -2526,6 +2529,7 @@
             <w:pPr>
               <w:pStyle w:val="Normal"/>
               <w:widowControl/>
+              <w:suppressAutoHyphens w:val="true"/>
               <w:spacing w:lineRule="auto" w:line="240" w:before="0" w:after="0"/>
               <w:jc w:val="start"/>
               <w:rPr>
@@ -2569,6 +2573,7 @@
             <w:pPr>
               <w:pStyle w:val="Normal"/>
               <w:widowControl/>
+              <w:suppressAutoHyphens w:val="true"/>
               <w:spacing w:lineRule="auto" w:line="240" w:before="0" w:after="0"/>
               <w:jc w:val="center"/>
               <w:rPr>
@@ -2576,13 +2581,7 @@
               </w:rPr>
             </w:pPr>
             <w:r>
-              <w:rPr>
-                <w:rFonts w:eastAsia="Calibri" w:cs="Arial"/>
-                <w:kern w:val="2"/>
-                <w:sz w:val="22"/>
-                <w:szCs w:val="22"/>
-                <w:lang w:eastAsia="en-US" w:bidi="ar-SA"/>
-              </w:rPr>
+              <w:rPr/>
               <w:drawing>
                 <wp:inline distT="0" distB="0" distL="0" distR="0">
                   <wp:extent cx="3070860" cy="1587500"/>
@@ -2627,6 +2626,7 @@
             <w:pPr>
               <w:pStyle w:val="Normal"/>
               <w:widowControl/>
+              <w:suppressAutoHyphens w:val="true"/>
               <w:spacing w:lineRule="auto" w:line="240" w:before="0" w:after="0"/>
               <w:jc w:val="start"/>
               <w:rPr>
@@ -2635,11 +2635,7 @@
             </w:pPr>
             <w:r>
               <w:rPr>
-                <w:rFonts w:eastAsia="Calibri" w:cs="Arial"/>
-                <w:kern w:val="2"/>
-                <w:sz w:val="22"/>
-                <w:szCs w:val="22"/>
-                <w:lang w:val="pl-PL" w:eastAsia="en-US" w:bidi="ar-SA"/>
+                <w:lang w:val="pl-PL"/>
               </w:rPr>
             </w:r>
           </w:p>
@@ -2647,6 +2643,7 @@
             <w:pPr>
               <w:pStyle w:val="Normal"/>
               <w:widowControl/>
+              <w:suppressAutoHyphens w:val="true"/>
               <w:spacing w:lineRule="auto" w:line="240" w:before="0" w:after="0"/>
               <w:jc w:val="start"/>
               <w:rPr>
@@ -2668,6 +2665,7 @@
             <w:pPr>
               <w:pStyle w:val="Normal"/>
               <w:widowControl/>
+              <w:suppressAutoHyphens w:val="true"/>
               <w:spacing w:lineRule="auto" w:line="240" w:before="0" w:after="0"/>
               <w:jc w:val="start"/>
               <w:rPr>
@@ -2695,6 +2693,7 @@
             <w:pPr>
               <w:pStyle w:val="Normal"/>
               <w:widowControl/>
+              <w:suppressAutoHyphens w:val="true"/>
               <w:spacing w:lineRule="auto" w:line="240" w:before="0" w:after="0"/>
               <w:jc w:val="start"/>
               <w:rPr>
@@ -2716,6 +2715,7 @@
             <w:pPr>
               <w:pStyle w:val="Normal"/>
               <w:widowControl/>
+              <w:suppressAutoHyphens w:val="true"/>
               <w:spacing w:lineRule="auto" w:line="240" w:before="0" w:after="0"/>
               <w:jc w:val="start"/>
               <w:rPr>
@@ -2724,11 +2724,7 @@
             </w:pPr>
             <w:r>
               <w:rPr>
-                <w:rFonts w:eastAsia="Calibri" w:cs="Arial"/>
-                <w:kern w:val="2"/>
-                <w:sz w:val="22"/>
-                <w:szCs w:val="22"/>
-                <w:lang w:val="pl-PL" w:eastAsia="en-US" w:bidi="ar-SA"/>
+                <w:lang w:val="pl-PL"/>
               </w:rPr>
             </w:r>
           </w:p>
@@ -2736,6 +2732,7 @@
             <w:pPr>
               <w:pStyle w:val="Normal"/>
               <w:widowControl/>
+              <w:suppressAutoHyphens w:val="true"/>
               <w:spacing w:lineRule="auto" w:line="240" w:before="0" w:after="0"/>
               <w:jc w:val="start"/>
               <w:rPr>
@@ -2757,6 +2754,7 @@
             <w:pPr>
               <w:pStyle w:val="Normal"/>
               <w:widowControl/>
+              <w:suppressAutoHyphens w:val="true"/>
               <w:spacing w:lineRule="auto" w:line="240" w:before="0" w:after="0"/>
               <w:jc w:val="start"/>
               <w:rPr>
@@ -2765,11 +2763,7 @@
             </w:pPr>
             <w:r>
               <w:rPr>
-                <w:rFonts w:eastAsia="Calibri" w:cs="Arial"/>
-                <w:kern w:val="2"/>
-                <w:sz w:val="22"/>
-                <w:szCs w:val="22"/>
-                <w:lang w:val="pl-PL" w:eastAsia="en-US" w:bidi="ar-SA"/>
+                <w:lang w:val="pl-PL"/>
               </w:rPr>
             </w:r>
           </w:p>
@@ -2777,6 +2771,7 @@
             <w:pPr>
               <w:pStyle w:val="Normal"/>
               <w:widowControl/>
+              <w:suppressAutoHyphens w:val="true"/>
               <w:spacing w:lineRule="auto" w:line="240" w:before="0" w:after="0"/>
               <w:jc w:val="start"/>
               <w:rPr>
@@ -2820,6 +2815,7 @@
             <w:pPr>
               <w:pStyle w:val="Normal"/>
               <w:widowControl/>
+              <w:suppressAutoHyphens w:val="true"/>
               <w:spacing w:lineRule="auto" w:line="240" w:before="0" w:after="0"/>
               <w:jc w:val="start"/>
               <w:rPr>
@@ -2828,11 +2824,7 @@
             </w:pPr>
             <w:r>
               <w:rPr>
-                <w:rFonts w:eastAsia="Calibri" w:cs="Arial"/>
-                <w:kern w:val="2"/>
-                <w:sz w:val="22"/>
-                <w:szCs w:val="22"/>
-                <w:lang w:val="pl-PL" w:eastAsia="en-US" w:bidi="ar-SA"/>
+                <w:lang w:val="pl-PL"/>
               </w:rPr>
             </w:r>
           </w:p>
@@ -2840,6 +2832,7 @@
             <w:pPr>
               <w:pStyle w:val="Normal"/>
               <w:widowControl/>
+              <w:suppressAutoHyphens w:val="true"/>
               <w:spacing w:lineRule="auto" w:line="240" w:before="0" w:after="0"/>
               <w:jc w:val="start"/>
               <w:rPr>
@@ -2847,13 +2840,7 @@
               </w:rPr>
             </w:pPr>
             <w:r>
-              <w:rPr>
-                <w:rFonts w:eastAsia="Calibri" w:cs="Arial"/>
-                <w:kern w:val="2"/>
-                <w:sz w:val="22"/>
-                <w:szCs w:val="22"/>
-                <w:lang w:eastAsia="en-US" w:bidi="ar-SA"/>
-              </w:rPr>
+              <w:rPr/>
               <w:drawing>
                 <wp:inline distT="0" distB="0" distL="0" distR="0">
                   <wp:extent cx="3139440" cy="1889760"/>
@@ -4316,7 +4303,7 @@
           <w:b/>
           <w:bCs/>
         </w:rPr>
-        <w:t>https://.....github.io/....../</w:t>
+        <w:t>https://github.com/Ghoscik/ghoscik.github.io/</w:t>
       </w:r>
     </w:p>
     <w:tbl>
@@ -4335,8 +4322,8 @@
         <w:tblLook w:noHBand="0" w:noVBand="1" w:firstColumn="1" w:lastRow="0" w:lastColumn="0" w:firstRow="1" w:val="04a0"/>
       </w:tblPr>
       <w:tblGrid>
-        <w:gridCol w:w="8195"/>
-        <w:gridCol w:w="1135"/>
+        <w:gridCol w:w="8194"/>
+        <w:gridCol w:w="1136"/>
         <w:gridCol w:w="1136"/>
       </w:tblGrid>
       <w:tr>
@@ -4345,7 +4332,7 @@
         </w:trPr>
         <w:tc>
           <w:tcPr>
-            <w:tcW w:w="8195" w:type="dxa"/>
+            <w:tcW w:w="8194" w:type="dxa"/>
             <w:tcBorders/>
             <w:vAlign w:val="center"/>
           </w:tcPr>
@@ -4353,6 +4340,7 @@
             <w:pPr>
               <w:pStyle w:val="PunktyTabela"/>
               <w:widowControl/>
+              <w:suppressAutoHyphens w:val="true"/>
               <w:spacing w:before="0" w:after="0"/>
               <w:jc w:val="start"/>
               <w:rPr>
@@ -4372,38 +4360,6 @@
                 <w:lang w:eastAsia="en-US" w:bidi="ar-SA"/>
               </w:rPr>
               <w:t>Punkty:</w:t>
-            </w:r>
-          </w:p>
-        </w:tc>
-        <w:tc>
-          <w:tcPr>
-            <w:tcW w:w="1135" w:type="dxa"/>
-            <w:tcBorders/>
-            <w:vAlign w:val="center"/>
-          </w:tcPr>
-          <w:p>
-            <w:pPr>
-              <w:pStyle w:val="PunktyTabela"/>
-              <w:widowControl/>
-              <w:spacing w:before="0" w:after="0"/>
-              <w:jc w:val="center"/>
-              <w:rPr>
-                <w:rFonts w:ascii="Calibri" w:hAnsi="Calibri" w:eastAsia="Calibri" w:cs="Arial"/>
-                <w:kern w:val="2"/>
-                <w:sz w:val="22"/>
-                <w:szCs w:val="22"/>
-                <w:lang w:eastAsia="en-US" w:bidi="ar-SA"/>
-              </w:rPr>
-            </w:pPr>
-            <w:r>
-              <w:rPr>
-                <w:rFonts w:eastAsia="Calibri" w:cs="Arial"/>
-                <w:kern w:val="2"/>
-                <w:sz w:val="22"/>
-                <w:szCs w:val="22"/>
-                <w:lang w:eastAsia="en-US" w:bidi="ar-SA"/>
-              </w:rPr>
-              <w:t>0</w:t>
             </w:r>
           </w:p>
         </w:tc>
@@ -4417,6 +4373,40 @@
             <w:pPr>
               <w:pStyle w:val="PunktyTabela"/>
               <w:widowControl/>
+              <w:suppressAutoHyphens w:val="true"/>
+              <w:spacing w:before="0" w:after="0"/>
+              <w:jc w:val="center"/>
+              <w:rPr>
+                <w:rFonts w:ascii="Calibri" w:hAnsi="Calibri" w:eastAsia="Calibri" w:cs="Arial"/>
+                <w:kern w:val="2"/>
+                <w:sz w:val="22"/>
+                <w:szCs w:val="22"/>
+                <w:lang w:eastAsia="en-US" w:bidi="ar-SA"/>
+              </w:rPr>
+            </w:pPr>
+            <w:r>
+              <w:rPr>
+                <w:rFonts w:eastAsia="Calibri" w:cs="Arial"/>
+                <w:kern w:val="2"/>
+                <w:sz w:val="22"/>
+                <w:szCs w:val="22"/>
+                <w:lang w:eastAsia="en-US" w:bidi="ar-SA"/>
+              </w:rPr>
+              <w:t>0</w:t>
+            </w:r>
+          </w:p>
+        </w:tc>
+        <w:tc>
+          <w:tcPr>
+            <w:tcW w:w="1136" w:type="dxa"/>
+            <w:tcBorders/>
+            <w:vAlign w:val="center"/>
+          </w:tcPr>
+          <w:p>
+            <w:pPr>
+              <w:pStyle w:val="PunktyTabela"/>
+              <w:widowControl/>
+              <w:suppressAutoHyphens w:val="true"/>
               <w:spacing w:before="0" w:after="0"/>
               <w:jc w:val="center"/>
               <w:rPr>
@@ -4902,8 +4892,8 @@
         <w:tblLook w:noHBand="0" w:noVBand="1" w:firstColumn="1" w:lastRow="0" w:lastColumn="0" w:firstRow="1" w:val="04a0"/>
       </w:tblPr>
       <w:tblGrid>
-        <w:gridCol w:w="8195"/>
-        <w:gridCol w:w="1135"/>
+        <w:gridCol w:w="8194"/>
+        <w:gridCol w:w="1136"/>
         <w:gridCol w:w="1136"/>
       </w:tblGrid>
       <w:tr>
@@ -4912,7 +4902,7 @@
         </w:trPr>
         <w:tc>
           <w:tcPr>
-            <w:tcW w:w="8195" w:type="dxa"/>
+            <w:tcW w:w="8194" w:type="dxa"/>
             <w:tcBorders/>
             <w:vAlign w:val="center"/>
           </w:tcPr>
@@ -4920,6 +4910,7 @@
             <w:pPr>
               <w:pStyle w:val="PunktyTabela"/>
               <w:widowControl/>
+              <w:suppressAutoHyphens w:val="true"/>
               <w:spacing w:before="0" w:after="0"/>
               <w:jc w:val="start"/>
               <w:rPr>
@@ -4939,38 +4930,6 @@
                 <w:lang w:eastAsia="en-US" w:bidi="ar-SA"/>
               </w:rPr>
               <w:t>Punkty:</w:t>
-            </w:r>
-          </w:p>
-        </w:tc>
-        <w:tc>
-          <w:tcPr>
-            <w:tcW w:w="1135" w:type="dxa"/>
-            <w:tcBorders/>
-            <w:vAlign w:val="center"/>
-          </w:tcPr>
-          <w:p>
-            <w:pPr>
-              <w:pStyle w:val="PunktyTabela"/>
-              <w:widowControl/>
-              <w:spacing w:before="0" w:after="0"/>
-              <w:jc w:val="center"/>
-              <w:rPr>
-                <w:rFonts w:ascii="Calibri" w:hAnsi="Calibri" w:eastAsia="Calibri" w:cs="Arial"/>
-                <w:kern w:val="2"/>
-                <w:sz w:val="22"/>
-                <w:szCs w:val="22"/>
-                <w:lang w:eastAsia="en-US" w:bidi="ar-SA"/>
-              </w:rPr>
-            </w:pPr>
-            <w:r>
-              <w:rPr>
-                <w:rFonts w:eastAsia="Calibri" w:cs="Arial"/>
-                <w:kern w:val="2"/>
-                <w:sz w:val="22"/>
-                <w:szCs w:val="22"/>
-                <w:lang w:eastAsia="en-US" w:bidi="ar-SA"/>
-              </w:rPr>
-              <w:t>0</w:t>
             </w:r>
           </w:p>
         </w:tc>
@@ -4984,6 +4943,40 @@
             <w:pPr>
               <w:pStyle w:val="PunktyTabela"/>
               <w:widowControl/>
+              <w:suppressAutoHyphens w:val="true"/>
+              <w:spacing w:before="0" w:after="0"/>
+              <w:jc w:val="center"/>
+              <w:rPr>
+                <w:rFonts w:ascii="Calibri" w:hAnsi="Calibri" w:eastAsia="Calibri" w:cs="Arial"/>
+                <w:kern w:val="2"/>
+                <w:sz w:val="22"/>
+                <w:szCs w:val="22"/>
+                <w:lang w:eastAsia="en-US" w:bidi="ar-SA"/>
+              </w:rPr>
+            </w:pPr>
+            <w:r>
+              <w:rPr>
+                <w:rFonts w:eastAsia="Calibri" w:cs="Arial"/>
+                <w:kern w:val="2"/>
+                <w:sz w:val="22"/>
+                <w:szCs w:val="22"/>
+                <w:lang w:eastAsia="en-US" w:bidi="ar-SA"/>
+              </w:rPr>
+              <w:t>0</w:t>
+            </w:r>
+          </w:p>
+        </w:tc>
+        <w:tc>
+          <w:tcPr>
+            <w:tcW w:w="1136" w:type="dxa"/>
+            <w:tcBorders/>
+            <w:vAlign w:val="center"/>
+          </w:tcPr>
+          <w:p>
+            <w:pPr>
+              <w:pStyle w:val="PunktyTabela"/>
+              <w:widowControl/>
+              <w:suppressAutoHyphens w:val="true"/>
               <w:spacing w:before="0" w:after="0"/>
               <w:jc w:val="center"/>
               <w:rPr>
@@ -5382,8 +5375,8 @@
         <w:tblLook w:noHBand="0" w:noVBand="1" w:firstColumn="1" w:lastRow="0" w:lastColumn="0" w:firstRow="1" w:val="04a0"/>
       </w:tblPr>
       <w:tblGrid>
-        <w:gridCol w:w="8195"/>
-        <w:gridCol w:w="1135"/>
+        <w:gridCol w:w="8194"/>
+        <w:gridCol w:w="1136"/>
         <w:gridCol w:w="1136"/>
       </w:tblGrid>
       <w:tr>
@@ -5392,7 +5385,7 @@
         </w:trPr>
         <w:tc>
           <w:tcPr>
-            <w:tcW w:w="8195" w:type="dxa"/>
+            <w:tcW w:w="8194" w:type="dxa"/>
             <w:tcBorders/>
             <w:vAlign w:val="center"/>
           </w:tcPr>
@@ -5400,6 +5393,7 @@
             <w:pPr>
               <w:pStyle w:val="PunktyTabela"/>
               <w:widowControl/>
+              <w:suppressAutoHyphens w:val="true"/>
               <w:spacing w:before="0" w:after="0"/>
               <w:jc w:val="start"/>
               <w:rPr>
@@ -5419,38 +5413,6 @@
                 <w:lang w:eastAsia="en-US" w:bidi="ar-SA"/>
               </w:rPr>
               <w:t>Punkty:</w:t>
-            </w:r>
-          </w:p>
-        </w:tc>
-        <w:tc>
-          <w:tcPr>
-            <w:tcW w:w="1135" w:type="dxa"/>
-            <w:tcBorders/>
-            <w:vAlign w:val="center"/>
-          </w:tcPr>
-          <w:p>
-            <w:pPr>
-              <w:pStyle w:val="PunktyTabela"/>
-              <w:widowControl/>
-              <w:spacing w:before="0" w:after="0"/>
-              <w:jc w:val="center"/>
-              <w:rPr>
-                <w:rFonts w:ascii="Calibri" w:hAnsi="Calibri" w:eastAsia="Calibri" w:cs="Arial"/>
-                <w:kern w:val="2"/>
-                <w:sz w:val="22"/>
-                <w:szCs w:val="22"/>
-                <w:lang w:eastAsia="en-US" w:bidi="ar-SA"/>
-              </w:rPr>
-            </w:pPr>
-            <w:r>
-              <w:rPr>
-                <w:rFonts w:eastAsia="Calibri" w:cs="Arial"/>
-                <w:kern w:val="2"/>
-                <w:sz w:val="22"/>
-                <w:szCs w:val="22"/>
-                <w:lang w:eastAsia="en-US" w:bidi="ar-SA"/>
-              </w:rPr>
-              <w:t>0</w:t>
             </w:r>
           </w:p>
         </w:tc>
@@ -5464,6 +5426,40 @@
             <w:pPr>
               <w:pStyle w:val="PunktyTabela"/>
               <w:widowControl/>
+              <w:suppressAutoHyphens w:val="true"/>
+              <w:spacing w:before="0" w:after="0"/>
+              <w:jc w:val="center"/>
+              <w:rPr>
+                <w:rFonts w:ascii="Calibri" w:hAnsi="Calibri" w:eastAsia="Calibri" w:cs="Arial"/>
+                <w:kern w:val="2"/>
+                <w:sz w:val="22"/>
+                <w:szCs w:val="22"/>
+                <w:lang w:eastAsia="en-US" w:bidi="ar-SA"/>
+              </w:rPr>
+            </w:pPr>
+            <w:r>
+              <w:rPr>
+                <w:rFonts w:eastAsia="Calibri" w:cs="Arial"/>
+                <w:kern w:val="2"/>
+                <w:sz w:val="22"/>
+                <w:szCs w:val="22"/>
+                <w:lang w:eastAsia="en-US" w:bidi="ar-SA"/>
+              </w:rPr>
+              <w:t>0</w:t>
+            </w:r>
+          </w:p>
+        </w:tc>
+        <w:tc>
+          <w:tcPr>
+            <w:tcW w:w="1136" w:type="dxa"/>
+            <w:tcBorders/>
+            <w:vAlign w:val="center"/>
+          </w:tcPr>
+          <w:p>
+            <w:pPr>
+              <w:pStyle w:val="PunktyTabela"/>
+              <w:widowControl/>
+              <w:suppressAutoHyphens w:val="true"/>
               <w:spacing w:before="0" w:after="0"/>
               <w:jc w:val="center"/>
               <w:rPr>
@@ -5659,8 +5655,8 @@
         <w:tblLook w:noHBand="0" w:noVBand="1" w:firstColumn="1" w:lastRow="0" w:lastColumn="0" w:firstRow="1" w:val="04a0"/>
       </w:tblPr>
       <w:tblGrid>
-        <w:gridCol w:w="8195"/>
-        <w:gridCol w:w="1135"/>
+        <w:gridCol w:w="8194"/>
+        <w:gridCol w:w="1136"/>
         <w:gridCol w:w="1136"/>
       </w:tblGrid>
       <w:tr>
@@ -5669,7 +5665,7 @@
         </w:trPr>
         <w:tc>
           <w:tcPr>
-            <w:tcW w:w="8195" w:type="dxa"/>
+            <w:tcW w:w="8194" w:type="dxa"/>
             <w:tcBorders/>
             <w:vAlign w:val="center"/>
           </w:tcPr>
@@ -5677,6 +5673,7 @@
             <w:pPr>
               <w:pStyle w:val="PunktyTabela"/>
               <w:widowControl/>
+              <w:suppressAutoHyphens w:val="true"/>
               <w:spacing w:before="0" w:after="0"/>
               <w:jc w:val="start"/>
               <w:rPr>
@@ -5696,38 +5693,6 @@
                 <w:lang w:eastAsia="en-US" w:bidi="ar-SA"/>
               </w:rPr>
               <w:t>Punkty:</w:t>
-            </w:r>
-          </w:p>
-        </w:tc>
-        <w:tc>
-          <w:tcPr>
-            <w:tcW w:w="1135" w:type="dxa"/>
-            <w:tcBorders/>
-            <w:vAlign w:val="center"/>
-          </w:tcPr>
-          <w:p>
-            <w:pPr>
-              <w:pStyle w:val="PunktyTabela"/>
-              <w:widowControl/>
-              <w:spacing w:before="0" w:after="0"/>
-              <w:jc w:val="center"/>
-              <w:rPr>
-                <w:rFonts w:ascii="Calibri" w:hAnsi="Calibri" w:eastAsia="Calibri" w:cs="Arial"/>
-                <w:kern w:val="2"/>
-                <w:sz w:val="22"/>
-                <w:szCs w:val="22"/>
-                <w:lang w:eastAsia="en-US" w:bidi="ar-SA"/>
-              </w:rPr>
-            </w:pPr>
-            <w:r>
-              <w:rPr>
-                <w:rFonts w:eastAsia="Calibri" w:cs="Arial"/>
-                <w:kern w:val="2"/>
-                <w:sz w:val="22"/>
-                <w:szCs w:val="22"/>
-                <w:lang w:eastAsia="en-US" w:bidi="ar-SA"/>
-              </w:rPr>
-              <w:t>0</w:t>
             </w:r>
           </w:p>
         </w:tc>
@@ -5741,6 +5706,40 @@
             <w:pPr>
               <w:pStyle w:val="PunktyTabela"/>
               <w:widowControl/>
+              <w:suppressAutoHyphens w:val="true"/>
+              <w:spacing w:before="0" w:after="0"/>
+              <w:jc w:val="center"/>
+              <w:rPr>
+                <w:rFonts w:ascii="Calibri" w:hAnsi="Calibri" w:eastAsia="Calibri" w:cs="Arial"/>
+                <w:kern w:val="2"/>
+                <w:sz w:val="22"/>
+                <w:szCs w:val="22"/>
+                <w:lang w:eastAsia="en-US" w:bidi="ar-SA"/>
+              </w:rPr>
+            </w:pPr>
+            <w:r>
+              <w:rPr>
+                <w:rFonts w:eastAsia="Calibri" w:cs="Arial"/>
+                <w:kern w:val="2"/>
+                <w:sz w:val="22"/>
+                <w:szCs w:val="22"/>
+                <w:lang w:eastAsia="en-US" w:bidi="ar-SA"/>
+              </w:rPr>
+              <w:t>0</w:t>
+            </w:r>
+          </w:p>
+        </w:tc>
+        <w:tc>
+          <w:tcPr>
+            <w:tcW w:w="1136" w:type="dxa"/>
+            <w:tcBorders/>
+            <w:vAlign w:val="center"/>
+          </w:tcPr>
+          <w:p>
+            <w:pPr>
+              <w:pStyle w:val="PunktyTabela"/>
+              <w:widowControl/>
+              <w:suppressAutoHyphens w:val="true"/>
               <w:spacing w:before="0" w:after="0"/>
               <w:jc w:val="center"/>
               <w:rPr>
@@ -6037,8 +6036,8 @@
         <w:tblLook w:noHBand="0" w:noVBand="1" w:firstColumn="1" w:lastRow="0" w:lastColumn="0" w:firstRow="1" w:val="04a0"/>
       </w:tblPr>
       <w:tblGrid>
-        <w:gridCol w:w="8195"/>
-        <w:gridCol w:w="1135"/>
+        <w:gridCol w:w="8194"/>
+        <w:gridCol w:w="1136"/>
         <w:gridCol w:w="1136"/>
       </w:tblGrid>
       <w:tr>
@@ -6047,7 +6046,7 @@
         </w:trPr>
         <w:tc>
           <w:tcPr>
-            <w:tcW w:w="8195" w:type="dxa"/>
+            <w:tcW w:w="8194" w:type="dxa"/>
             <w:tcBorders/>
             <w:vAlign w:val="center"/>
           </w:tcPr>
@@ -6055,6 +6054,7 @@
             <w:pPr>
               <w:pStyle w:val="PunktyTabela"/>
               <w:widowControl/>
+              <w:suppressAutoHyphens w:val="true"/>
               <w:spacing w:before="0" w:after="0"/>
               <w:jc w:val="start"/>
               <w:rPr>
@@ -6074,38 +6074,6 @@
                 <w:lang w:eastAsia="en-US" w:bidi="ar-SA"/>
               </w:rPr>
               <w:t>Punkty:</w:t>
-            </w:r>
-          </w:p>
-        </w:tc>
-        <w:tc>
-          <w:tcPr>
-            <w:tcW w:w="1135" w:type="dxa"/>
-            <w:tcBorders/>
-            <w:vAlign w:val="center"/>
-          </w:tcPr>
-          <w:p>
-            <w:pPr>
-              <w:pStyle w:val="PunktyTabela"/>
-              <w:widowControl/>
-              <w:spacing w:before="0" w:after="0"/>
-              <w:jc w:val="center"/>
-              <w:rPr>
-                <w:rFonts w:ascii="Calibri" w:hAnsi="Calibri" w:eastAsia="Calibri" w:cs="Arial"/>
-                <w:kern w:val="2"/>
-                <w:sz w:val="22"/>
-                <w:szCs w:val="22"/>
-                <w:lang w:eastAsia="en-US" w:bidi="ar-SA"/>
-              </w:rPr>
-            </w:pPr>
-            <w:r>
-              <w:rPr>
-                <w:rFonts w:eastAsia="Calibri" w:cs="Arial"/>
-                <w:kern w:val="2"/>
-                <w:sz w:val="22"/>
-                <w:szCs w:val="22"/>
-                <w:lang w:eastAsia="en-US" w:bidi="ar-SA"/>
-              </w:rPr>
-              <w:t>0</w:t>
             </w:r>
           </w:p>
         </w:tc>
@@ -6119,6 +6087,40 @@
             <w:pPr>
               <w:pStyle w:val="PunktyTabela"/>
               <w:widowControl/>
+              <w:suppressAutoHyphens w:val="true"/>
+              <w:spacing w:before="0" w:after="0"/>
+              <w:jc w:val="center"/>
+              <w:rPr>
+                <w:rFonts w:ascii="Calibri" w:hAnsi="Calibri" w:eastAsia="Calibri" w:cs="Arial"/>
+                <w:kern w:val="2"/>
+                <w:sz w:val="22"/>
+                <w:szCs w:val="22"/>
+                <w:lang w:eastAsia="en-US" w:bidi="ar-SA"/>
+              </w:rPr>
+            </w:pPr>
+            <w:r>
+              <w:rPr>
+                <w:rFonts w:eastAsia="Calibri" w:cs="Arial"/>
+                <w:kern w:val="2"/>
+                <w:sz w:val="22"/>
+                <w:szCs w:val="22"/>
+                <w:lang w:eastAsia="en-US" w:bidi="ar-SA"/>
+              </w:rPr>
+              <w:t>0</w:t>
+            </w:r>
+          </w:p>
+        </w:tc>
+        <w:tc>
+          <w:tcPr>
+            <w:tcW w:w="1136" w:type="dxa"/>
+            <w:tcBorders/>
+            <w:vAlign w:val="center"/>
+          </w:tcPr>
+          <w:p>
+            <w:pPr>
+              <w:pStyle w:val="PunktyTabela"/>
+              <w:widowControl/>
+              <w:suppressAutoHyphens w:val="true"/>
               <w:spacing w:before="0" w:after="0"/>
               <w:jc w:val="center"/>
               <w:rPr>
@@ -6629,8 +6631,8 @@
         <w:tblLook w:noHBand="0" w:noVBand="1" w:firstColumn="1" w:lastRow="0" w:lastColumn="0" w:firstRow="1" w:val="04a0"/>
       </w:tblPr>
       <w:tblGrid>
-        <w:gridCol w:w="8195"/>
-        <w:gridCol w:w="1135"/>
+        <w:gridCol w:w="8194"/>
+        <w:gridCol w:w="1136"/>
         <w:gridCol w:w="1136"/>
       </w:tblGrid>
       <w:tr>
@@ -6639,7 +6641,7 @@
         </w:trPr>
         <w:tc>
           <w:tcPr>
-            <w:tcW w:w="8195" w:type="dxa"/>
+            <w:tcW w:w="8194" w:type="dxa"/>
             <w:tcBorders/>
             <w:vAlign w:val="center"/>
           </w:tcPr>
@@ -6647,6 +6649,7 @@
             <w:pPr>
               <w:pStyle w:val="PunktyTabela"/>
               <w:widowControl/>
+              <w:suppressAutoHyphens w:val="true"/>
               <w:spacing w:before="0" w:after="0"/>
               <w:jc w:val="start"/>
               <w:rPr>
@@ -6666,38 +6669,6 @@
                 <w:lang w:eastAsia="en-US" w:bidi="ar-SA"/>
               </w:rPr>
               <w:t>Punkty:</w:t>
-            </w:r>
-          </w:p>
-        </w:tc>
-        <w:tc>
-          <w:tcPr>
-            <w:tcW w:w="1135" w:type="dxa"/>
-            <w:tcBorders/>
-            <w:vAlign w:val="center"/>
-          </w:tcPr>
-          <w:p>
-            <w:pPr>
-              <w:pStyle w:val="PunktyTabela"/>
-              <w:widowControl/>
-              <w:spacing w:before="0" w:after="0"/>
-              <w:jc w:val="center"/>
-              <w:rPr>
-                <w:rFonts w:ascii="Calibri" w:hAnsi="Calibri" w:eastAsia="Calibri" w:cs="Arial"/>
-                <w:kern w:val="2"/>
-                <w:sz w:val="22"/>
-                <w:szCs w:val="22"/>
-                <w:lang w:eastAsia="en-US" w:bidi="ar-SA"/>
-              </w:rPr>
-            </w:pPr>
-            <w:r>
-              <w:rPr>
-                <w:rFonts w:eastAsia="Calibri" w:cs="Arial"/>
-                <w:kern w:val="2"/>
-                <w:sz w:val="22"/>
-                <w:szCs w:val="22"/>
-                <w:lang w:eastAsia="en-US" w:bidi="ar-SA"/>
-              </w:rPr>
-              <w:t>0</w:t>
             </w:r>
           </w:p>
         </w:tc>
@@ -6711,6 +6682,40 @@
             <w:pPr>
               <w:pStyle w:val="PunktyTabela"/>
               <w:widowControl/>
+              <w:suppressAutoHyphens w:val="true"/>
+              <w:spacing w:before="0" w:after="0"/>
+              <w:jc w:val="center"/>
+              <w:rPr>
+                <w:rFonts w:ascii="Calibri" w:hAnsi="Calibri" w:eastAsia="Calibri" w:cs="Arial"/>
+                <w:kern w:val="2"/>
+                <w:sz w:val="22"/>
+                <w:szCs w:val="22"/>
+                <w:lang w:eastAsia="en-US" w:bidi="ar-SA"/>
+              </w:rPr>
+            </w:pPr>
+            <w:r>
+              <w:rPr>
+                <w:rFonts w:eastAsia="Calibri" w:cs="Arial"/>
+                <w:kern w:val="2"/>
+                <w:sz w:val="22"/>
+                <w:szCs w:val="22"/>
+                <w:lang w:eastAsia="en-US" w:bidi="ar-SA"/>
+              </w:rPr>
+              <w:t>0</w:t>
+            </w:r>
+          </w:p>
+        </w:tc>
+        <w:tc>
+          <w:tcPr>
+            <w:tcW w:w="1136" w:type="dxa"/>
+            <w:tcBorders/>
+            <w:vAlign w:val="center"/>
+          </w:tcPr>
+          <w:p>
+            <w:pPr>
+              <w:pStyle w:val="PunktyTabela"/>
+              <w:widowControl/>
+              <w:suppressAutoHyphens w:val="true"/>
               <w:spacing w:before="0" w:after="0"/>
               <w:jc w:val="center"/>
               <w:rPr>
@@ -6878,8 +6883,8 @@
         <w:tblLook w:noHBand="0" w:noVBand="1" w:firstColumn="1" w:lastRow="0" w:lastColumn="0" w:firstRow="1" w:val="04a0"/>
       </w:tblPr>
       <w:tblGrid>
-        <w:gridCol w:w="8195"/>
-        <w:gridCol w:w="1135"/>
+        <w:gridCol w:w="8194"/>
+        <w:gridCol w:w="1136"/>
         <w:gridCol w:w="1136"/>
       </w:tblGrid>
       <w:tr>
@@ -6888,7 +6893,7 @@
         </w:trPr>
         <w:tc>
           <w:tcPr>
-            <w:tcW w:w="8195" w:type="dxa"/>
+            <w:tcW w:w="8194" w:type="dxa"/>
             <w:tcBorders/>
             <w:vAlign w:val="center"/>
           </w:tcPr>
@@ -6896,6 +6901,7 @@
             <w:pPr>
               <w:pStyle w:val="PunktyTabela"/>
               <w:widowControl/>
+              <w:suppressAutoHyphens w:val="true"/>
               <w:spacing w:before="0" w:after="0"/>
               <w:jc w:val="start"/>
               <w:rPr>
@@ -6915,38 +6921,6 @@
                 <w:lang w:eastAsia="en-US" w:bidi="ar-SA"/>
               </w:rPr>
               <w:t>Punkty:</w:t>
-            </w:r>
-          </w:p>
-        </w:tc>
-        <w:tc>
-          <w:tcPr>
-            <w:tcW w:w="1135" w:type="dxa"/>
-            <w:tcBorders/>
-            <w:vAlign w:val="center"/>
-          </w:tcPr>
-          <w:p>
-            <w:pPr>
-              <w:pStyle w:val="PunktyTabela"/>
-              <w:widowControl/>
-              <w:spacing w:before="0" w:after="0"/>
-              <w:jc w:val="center"/>
-              <w:rPr>
-                <w:rFonts w:ascii="Calibri" w:hAnsi="Calibri" w:eastAsia="Calibri" w:cs="Arial"/>
-                <w:kern w:val="2"/>
-                <w:sz w:val="22"/>
-                <w:szCs w:val="22"/>
-                <w:lang w:eastAsia="en-US" w:bidi="ar-SA"/>
-              </w:rPr>
-            </w:pPr>
-            <w:r>
-              <w:rPr>
-                <w:rFonts w:eastAsia="Calibri" w:cs="Arial"/>
-                <w:kern w:val="2"/>
-                <w:sz w:val="22"/>
-                <w:szCs w:val="22"/>
-                <w:lang w:eastAsia="en-US" w:bidi="ar-SA"/>
-              </w:rPr>
-              <w:t>0</w:t>
             </w:r>
           </w:p>
         </w:tc>
@@ -6960,6 +6934,40 @@
             <w:pPr>
               <w:pStyle w:val="PunktyTabela"/>
               <w:widowControl/>
+              <w:suppressAutoHyphens w:val="true"/>
+              <w:spacing w:before="0" w:after="0"/>
+              <w:jc w:val="center"/>
+              <w:rPr>
+                <w:rFonts w:ascii="Calibri" w:hAnsi="Calibri" w:eastAsia="Calibri" w:cs="Arial"/>
+                <w:kern w:val="2"/>
+                <w:sz w:val="22"/>
+                <w:szCs w:val="22"/>
+                <w:lang w:eastAsia="en-US" w:bidi="ar-SA"/>
+              </w:rPr>
+            </w:pPr>
+            <w:r>
+              <w:rPr>
+                <w:rFonts w:eastAsia="Calibri" w:cs="Arial"/>
+                <w:kern w:val="2"/>
+                <w:sz w:val="22"/>
+                <w:szCs w:val="22"/>
+                <w:lang w:eastAsia="en-US" w:bidi="ar-SA"/>
+              </w:rPr>
+              <w:t>0</w:t>
+            </w:r>
+          </w:p>
+        </w:tc>
+        <w:tc>
+          <w:tcPr>
+            <w:tcW w:w="1136" w:type="dxa"/>
+            <w:tcBorders/>
+            <w:vAlign w:val="center"/>
+          </w:tcPr>
+          <w:p>
+            <w:pPr>
+              <w:pStyle w:val="PunktyTabela"/>
+              <w:widowControl/>
+              <w:suppressAutoHyphens w:val="true"/>
               <w:spacing w:before="0" w:after="0"/>
               <w:jc w:val="center"/>
               <w:rPr>
@@ -7229,8 +7237,8 @@
         <w:tblLook w:noHBand="0" w:noVBand="1" w:firstColumn="1" w:lastRow="0" w:lastColumn="0" w:firstRow="1" w:val="04a0"/>
       </w:tblPr>
       <w:tblGrid>
-        <w:gridCol w:w="8195"/>
-        <w:gridCol w:w="1135"/>
+        <w:gridCol w:w="8194"/>
+        <w:gridCol w:w="1136"/>
         <w:gridCol w:w="1136"/>
       </w:tblGrid>
       <w:tr>
@@ -7239,7 +7247,7 @@
         </w:trPr>
         <w:tc>
           <w:tcPr>
-            <w:tcW w:w="8195" w:type="dxa"/>
+            <w:tcW w:w="8194" w:type="dxa"/>
             <w:tcBorders/>
             <w:vAlign w:val="center"/>
           </w:tcPr>
@@ -7247,6 +7255,7 @@
             <w:pPr>
               <w:pStyle w:val="PunktyTabela"/>
               <w:widowControl/>
+              <w:suppressAutoHyphens w:val="true"/>
               <w:spacing w:before="0" w:after="0"/>
               <w:jc w:val="start"/>
               <w:rPr>
@@ -7266,38 +7275,6 @@
                 <w:lang w:eastAsia="en-US" w:bidi="ar-SA"/>
               </w:rPr>
               <w:t>Punkty:</w:t>
-            </w:r>
-          </w:p>
-        </w:tc>
-        <w:tc>
-          <w:tcPr>
-            <w:tcW w:w="1135" w:type="dxa"/>
-            <w:tcBorders/>
-            <w:vAlign w:val="center"/>
-          </w:tcPr>
-          <w:p>
-            <w:pPr>
-              <w:pStyle w:val="PunktyTabela"/>
-              <w:widowControl/>
-              <w:spacing w:before="0" w:after="0"/>
-              <w:jc w:val="center"/>
-              <w:rPr>
-                <w:rFonts w:ascii="Calibri" w:hAnsi="Calibri" w:eastAsia="Calibri" w:cs="Arial"/>
-                <w:kern w:val="2"/>
-                <w:sz w:val="22"/>
-                <w:szCs w:val="22"/>
-                <w:lang w:eastAsia="en-US" w:bidi="ar-SA"/>
-              </w:rPr>
-            </w:pPr>
-            <w:r>
-              <w:rPr>
-                <w:rFonts w:eastAsia="Calibri" w:cs="Arial"/>
-                <w:kern w:val="2"/>
-                <w:sz w:val="22"/>
-                <w:szCs w:val="22"/>
-                <w:lang w:eastAsia="en-US" w:bidi="ar-SA"/>
-              </w:rPr>
-              <w:t>0</w:t>
             </w:r>
           </w:p>
         </w:tc>
@@ -7311,6 +7288,40 @@
             <w:pPr>
               <w:pStyle w:val="PunktyTabela"/>
               <w:widowControl/>
+              <w:suppressAutoHyphens w:val="true"/>
+              <w:spacing w:before="0" w:after="0"/>
+              <w:jc w:val="center"/>
+              <w:rPr>
+                <w:rFonts w:ascii="Calibri" w:hAnsi="Calibri" w:eastAsia="Calibri" w:cs="Arial"/>
+                <w:kern w:val="2"/>
+                <w:sz w:val="22"/>
+                <w:szCs w:val="22"/>
+                <w:lang w:eastAsia="en-US" w:bidi="ar-SA"/>
+              </w:rPr>
+            </w:pPr>
+            <w:r>
+              <w:rPr>
+                <w:rFonts w:eastAsia="Calibri" w:cs="Arial"/>
+                <w:kern w:val="2"/>
+                <w:sz w:val="22"/>
+                <w:szCs w:val="22"/>
+                <w:lang w:eastAsia="en-US" w:bidi="ar-SA"/>
+              </w:rPr>
+              <w:t>0</w:t>
+            </w:r>
+          </w:p>
+        </w:tc>
+        <w:tc>
+          <w:tcPr>
+            <w:tcW w:w="1136" w:type="dxa"/>
+            <w:tcBorders/>
+            <w:vAlign w:val="center"/>
+          </w:tcPr>
+          <w:p>
+            <w:pPr>
+              <w:pStyle w:val="PunktyTabela"/>
+              <w:widowControl/>
+              <w:suppressAutoHyphens w:val="true"/>
               <w:spacing w:before="0" w:after="0"/>
               <w:jc w:val="center"/>
               <w:rPr>
@@ -7469,8 +7480,8 @@
         <w:tblLook w:noHBand="0" w:noVBand="1" w:firstColumn="1" w:lastRow="0" w:lastColumn="0" w:firstRow="1" w:val="04a0"/>
       </w:tblPr>
       <w:tblGrid>
-        <w:gridCol w:w="8195"/>
-        <w:gridCol w:w="1135"/>
+        <w:gridCol w:w="8194"/>
+        <w:gridCol w:w="1136"/>
         <w:gridCol w:w="1136"/>
       </w:tblGrid>
       <w:tr>
@@ -7479,7 +7490,7 @@
         </w:trPr>
         <w:tc>
           <w:tcPr>
-            <w:tcW w:w="8195" w:type="dxa"/>
+            <w:tcW w:w="8194" w:type="dxa"/>
             <w:tcBorders/>
             <w:vAlign w:val="center"/>
           </w:tcPr>
@@ -7487,6 +7498,7 @@
             <w:pPr>
               <w:pStyle w:val="PunktyTabela"/>
               <w:widowControl/>
+              <w:suppressAutoHyphens w:val="true"/>
               <w:spacing w:before="0" w:after="0"/>
               <w:jc w:val="start"/>
               <w:rPr>
@@ -7506,38 +7518,6 @@
                 <w:lang w:eastAsia="en-US" w:bidi="ar-SA"/>
               </w:rPr>
               <w:t>Punkty:</w:t>
-            </w:r>
-          </w:p>
-        </w:tc>
-        <w:tc>
-          <w:tcPr>
-            <w:tcW w:w="1135" w:type="dxa"/>
-            <w:tcBorders/>
-            <w:vAlign w:val="center"/>
-          </w:tcPr>
-          <w:p>
-            <w:pPr>
-              <w:pStyle w:val="PunktyTabela"/>
-              <w:widowControl/>
-              <w:spacing w:before="0" w:after="0"/>
-              <w:jc w:val="center"/>
-              <w:rPr>
-                <w:rFonts w:ascii="Calibri" w:hAnsi="Calibri" w:eastAsia="Calibri" w:cs="Arial"/>
-                <w:kern w:val="2"/>
-                <w:sz w:val="22"/>
-                <w:szCs w:val="22"/>
-                <w:lang w:eastAsia="en-US" w:bidi="ar-SA"/>
-              </w:rPr>
-            </w:pPr>
-            <w:r>
-              <w:rPr>
-                <w:rFonts w:eastAsia="Calibri" w:cs="Arial"/>
-                <w:kern w:val="2"/>
-                <w:sz w:val="22"/>
-                <w:szCs w:val="22"/>
-                <w:lang w:eastAsia="en-US" w:bidi="ar-SA"/>
-              </w:rPr>
-              <w:t>0</w:t>
             </w:r>
           </w:p>
         </w:tc>
@@ -7551,6 +7531,40 @@
             <w:pPr>
               <w:pStyle w:val="PunktyTabela"/>
               <w:widowControl/>
+              <w:suppressAutoHyphens w:val="true"/>
+              <w:spacing w:before="0" w:after="0"/>
+              <w:jc w:val="center"/>
+              <w:rPr>
+                <w:rFonts w:ascii="Calibri" w:hAnsi="Calibri" w:eastAsia="Calibri" w:cs="Arial"/>
+                <w:kern w:val="2"/>
+                <w:sz w:val="22"/>
+                <w:szCs w:val="22"/>
+                <w:lang w:eastAsia="en-US" w:bidi="ar-SA"/>
+              </w:rPr>
+            </w:pPr>
+            <w:r>
+              <w:rPr>
+                <w:rFonts w:eastAsia="Calibri" w:cs="Arial"/>
+                <w:kern w:val="2"/>
+                <w:sz w:val="22"/>
+                <w:szCs w:val="22"/>
+                <w:lang w:eastAsia="en-US" w:bidi="ar-SA"/>
+              </w:rPr>
+              <w:t>0</w:t>
+            </w:r>
+          </w:p>
+        </w:tc>
+        <w:tc>
+          <w:tcPr>
+            <w:tcW w:w="1136" w:type="dxa"/>
+            <w:tcBorders/>
+            <w:vAlign w:val="center"/>
+          </w:tcPr>
+          <w:p>
+            <w:pPr>
+              <w:pStyle w:val="PunktyTabela"/>
+              <w:widowControl/>
+              <w:suppressAutoHyphens w:val="true"/>
               <w:spacing w:before="0" w:after="0"/>
               <w:jc w:val="center"/>
               <w:rPr>
@@ -7709,8 +7723,8 @@
         <w:tblLook w:noHBand="0" w:noVBand="1" w:firstColumn="1" w:lastRow="0" w:lastColumn="0" w:firstRow="1" w:val="04a0"/>
       </w:tblPr>
       <w:tblGrid>
-        <w:gridCol w:w="8195"/>
-        <w:gridCol w:w="1135"/>
+        <w:gridCol w:w="8194"/>
+        <w:gridCol w:w="1136"/>
         <w:gridCol w:w="1136"/>
       </w:tblGrid>
       <w:tr>
@@ -7719,7 +7733,7 @@
         </w:trPr>
         <w:tc>
           <w:tcPr>
-            <w:tcW w:w="8195" w:type="dxa"/>
+            <w:tcW w:w="8194" w:type="dxa"/>
             <w:tcBorders/>
             <w:vAlign w:val="center"/>
           </w:tcPr>
@@ -7727,6 +7741,7 @@
             <w:pPr>
               <w:pStyle w:val="PunktyTabela"/>
               <w:widowControl/>
+              <w:suppressAutoHyphens w:val="true"/>
               <w:spacing w:before="0" w:after="0"/>
               <w:jc w:val="start"/>
               <w:rPr>
@@ -7746,38 +7761,6 @@
                 <w:lang w:eastAsia="en-US" w:bidi="ar-SA"/>
               </w:rPr>
               <w:t>Punkty:</w:t>
-            </w:r>
-          </w:p>
-        </w:tc>
-        <w:tc>
-          <w:tcPr>
-            <w:tcW w:w="1135" w:type="dxa"/>
-            <w:tcBorders/>
-            <w:vAlign w:val="center"/>
-          </w:tcPr>
-          <w:p>
-            <w:pPr>
-              <w:pStyle w:val="PunktyTabela"/>
-              <w:widowControl/>
-              <w:spacing w:before="0" w:after="0"/>
-              <w:jc w:val="center"/>
-              <w:rPr>
-                <w:rFonts w:ascii="Calibri" w:hAnsi="Calibri" w:eastAsia="Calibri" w:cs="Arial"/>
-                <w:kern w:val="2"/>
-                <w:sz w:val="22"/>
-                <w:szCs w:val="22"/>
-                <w:lang w:eastAsia="en-US" w:bidi="ar-SA"/>
-              </w:rPr>
-            </w:pPr>
-            <w:r>
-              <w:rPr>
-                <w:rFonts w:eastAsia="Calibri" w:cs="Arial"/>
-                <w:kern w:val="2"/>
-                <w:sz w:val="22"/>
-                <w:szCs w:val="22"/>
-                <w:lang w:eastAsia="en-US" w:bidi="ar-SA"/>
-              </w:rPr>
-              <w:t>0</w:t>
             </w:r>
           </w:p>
         </w:tc>
@@ -7791,6 +7774,40 @@
             <w:pPr>
               <w:pStyle w:val="PunktyTabela"/>
               <w:widowControl/>
+              <w:suppressAutoHyphens w:val="true"/>
+              <w:spacing w:before="0" w:after="0"/>
+              <w:jc w:val="center"/>
+              <w:rPr>
+                <w:rFonts w:ascii="Calibri" w:hAnsi="Calibri" w:eastAsia="Calibri" w:cs="Arial"/>
+                <w:kern w:val="2"/>
+                <w:sz w:val="22"/>
+                <w:szCs w:val="22"/>
+                <w:lang w:eastAsia="en-US" w:bidi="ar-SA"/>
+              </w:rPr>
+            </w:pPr>
+            <w:r>
+              <w:rPr>
+                <w:rFonts w:eastAsia="Calibri" w:cs="Arial"/>
+                <w:kern w:val="2"/>
+                <w:sz w:val="22"/>
+                <w:szCs w:val="22"/>
+                <w:lang w:eastAsia="en-US" w:bidi="ar-SA"/>
+              </w:rPr>
+              <w:t>0</w:t>
+            </w:r>
+          </w:p>
+        </w:tc>
+        <w:tc>
+          <w:tcPr>
+            <w:tcW w:w="1136" w:type="dxa"/>
+            <w:tcBorders/>
+            <w:vAlign w:val="center"/>
+          </w:tcPr>
+          <w:p>
+            <w:pPr>
+              <w:pStyle w:val="PunktyTabela"/>
+              <w:widowControl/>
+              <w:suppressAutoHyphens w:val="true"/>
               <w:spacing w:before="0" w:after="0"/>
               <w:jc w:val="center"/>
               <w:rPr>
@@ -7820,8 +7837,8 @@
         <w:pStyle w:val="Heading1"/>
         <w:rPr/>
       </w:pPr>
-      <w:bookmarkStart w:id="19" w:name="_Toc240316264"/>
-      <w:bookmarkStart w:id="20" w:name="_Toc146283472"/>
+      <w:bookmarkStart w:id="19" w:name="_Toc146283472"/>
+      <w:bookmarkStart w:id="20" w:name="_Toc240316264"/>
       <w:r>
         <w:rPr/>
         <w:t>Commit projektu do GIT</w:t>
@@ -9285,7 +9302,7 @@
   <w:docDefaults>
     <w:rPrDefault>
       <w:rPr>
-        <w:rFonts w:ascii="Calibri" w:hAnsi="Calibri" w:eastAsia="Calibri" w:cs="Arial" w:asciiTheme="minorHAnsi" w:cstheme="minorBidi" w:eastAsiaTheme="minorHAnsi" w:hAnsiTheme="minorHAnsi"/>
+        <w:rFonts w:ascii="Calibri" w:hAnsi="Calibri" w:eastAsia="Calibri" w:cs="" w:asciiTheme="minorHAnsi" w:cstheme="minorBidi" w:eastAsiaTheme="minorHAnsi" w:hAnsiTheme="minorHAnsi"/>
         <w:kern w:val="2"/>
         <w:sz w:val="22"/>
         <w:szCs w:val="22"/>
@@ -9683,12 +9700,13 @@
     <w:rsid w:val="00180bda"/>
     <w:pPr>
       <w:widowControl/>
+      <w:suppressAutoHyphens w:val="true"/>
       <w:bidi w:val="0"/>
       <w:spacing w:lineRule="auto" w:line="259" w:before="0" w:after="160"/>
       <w:jc w:val="start"/>
     </w:pPr>
     <w:rPr>
-      <w:rFonts w:ascii="Calibri" w:hAnsi="Calibri" w:eastAsia="Calibri" w:cs="Arial" w:asciiTheme="minorHAnsi" w:cstheme="minorBidi" w:eastAsiaTheme="minorHAnsi" w:hAnsiTheme="minorHAnsi"/>
+      <w:rFonts w:ascii="Calibri" w:hAnsi="Calibri" w:eastAsia="Calibri" w:cs="" w:asciiTheme="minorHAnsi" w:cstheme="minorBidi" w:eastAsiaTheme="minorHAnsi" w:hAnsiTheme="minorHAnsi"/>
       <w:color w:val="auto"/>
       <w:kern w:val="2"/>
       <w:sz w:val="22"/>
@@ -9712,7 +9730,7 @@
       <w:outlineLvl w:val="0"/>
     </w:pPr>
     <w:rPr>
-      <w:rFonts w:ascii="Calibri Light" w:hAnsi="Calibri Light" w:eastAsia="" w:cs="Times New Roman" w:asciiTheme="majorHAnsi" w:cstheme="majorBidi" w:eastAsiaTheme="majorEastAsia" w:hAnsiTheme="majorHAnsi"/>
+      <w:rFonts w:ascii="Calibri Light" w:hAnsi="Calibri Light" w:eastAsia="" w:cs="" w:asciiTheme="majorHAnsi" w:cstheme="majorBidi" w:eastAsiaTheme="majorEastAsia" w:hAnsiTheme="majorHAnsi"/>
       <w:b/>
       <w:smallCaps/>
       <w:sz w:val="32"/>
@@ -9752,7 +9770,7 @@
     <w:qFormat/>
     <w:rsid w:val="003b2421"/>
     <w:rPr>
-      <w:rFonts w:ascii="Calibri Light" w:hAnsi="Calibri Light" w:eastAsia="" w:cs="Times New Roman" w:asciiTheme="majorHAnsi" w:cstheme="majorBidi" w:eastAsiaTheme="majorEastAsia" w:hAnsiTheme="majorHAnsi"/>
+      <w:rFonts w:ascii="Calibri Light" w:hAnsi="Calibri Light" w:eastAsia="" w:cs="" w:asciiTheme="majorHAnsi" w:cstheme="majorBidi" w:eastAsiaTheme="majorEastAsia" w:hAnsiTheme="majorHAnsi"/>
       <w:b/>
       <w:smallCaps/>
       <w:sz w:val="32"/>
@@ -9778,7 +9796,7 @@
     <w:qFormat/>
     <w:rsid w:val="003b2421"/>
     <w:rPr>
-      <w:rFonts w:ascii="Calibri Light" w:hAnsi="Calibri Light" w:eastAsia="" w:cs="Times New Roman" w:asciiTheme="majorHAnsi" w:cstheme="majorBidi" w:eastAsiaTheme="majorEastAsia" w:hAnsiTheme="majorHAnsi"/>
+      <w:rFonts w:ascii="Calibri Light" w:hAnsi="Calibri Light" w:eastAsia="" w:cs="" w:asciiTheme="majorHAnsi" w:cstheme="majorBidi" w:eastAsiaTheme="majorEastAsia" w:hAnsiTheme="majorHAnsi"/>
       <w:b/>
       <w:smallCaps/>
       <w:spacing w:val="-10"/>
@@ -9959,7 +9977,7 @@
       <w:jc w:val="center"/>
     </w:pPr>
     <w:rPr>
-      <w:rFonts w:ascii="Calibri Light" w:hAnsi="Calibri Light" w:eastAsia="" w:cs="Times New Roman" w:asciiTheme="majorHAnsi" w:cstheme="majorBidi" w:eastAsiaTheme="majorEastAsia" w:hAnsiTheme="majorHAnsi"/>
+      <w:rFonts w:ascii="Calibri Light" w:hAnsi="Calibri Light" w:eastAsia="" w:cs="" w:asciiTheme="majorHAnsi" w:cstheme="majorBidi" w:eastAsiaTheme="majorEastAsia" w:hAnsiTheme="majorHAnsi"/>
       <w:b/>
       <w:smallCaps/>
       <w:spacing w:val="-10"/>
